--- a/EX1/EX1.docx
+++ b/EX1/EX1.docx
@@ -5,376 +5,6 @@
     <w:p>
       <w:pPr>
         <w:spacing w:before="100" w:beforeAutospacing="1" w:after="100" w:afterAutospacing="1" w:line="240" w:lineRule="auto"/>
-        <w:rPr>
-          <w:rFonts w:ascii="Times New Roman" w:eastAsia="Times New Roman" w:hAnsi="Times New Roman" w:cs="Times New Roman"/>
-          <w:sz w:val="24"/>
-          <w:szCs w:val="24"/>
-        </w:rPr>
-      </w:pPr>
-      <w:proofErr w:type="spellStart"/>
-      <w:r>
-        <w:rPr>
-          <w:rFonts w:ascii="Times New Roman" w:eastAsia="Times New Roman" w:hAnsi="Times New Roman" w:cs="Times New Roman"/>
-          <w:sz w:val="24"/>
-          <w:szCs w:val="24"/>
-        </w:rPr>
-        <w:t>Dưới</w:t>
-      </w:r>
-      <w:proofErr w:type="spellEnd"/>
-      <w:r>
-        <w:rPr>
-          <w:rFonts w:ascii="Times New Roman" w:eastAsia="Times New Roman" w:hAnsi="Times New Roman" w:cs="Times New Roman"/>
-          <w:sz w:val="24"/>
-          <w:szCs w:val="24"/>
-        </w:rPr>
-        <w:t xml:space="preserve"> </w:t>
-      </w:r>
-      <w:proofErr w:type="spellStart"/>
-      <w:r>
-        <w:rPr>
-          <w:rFonts w:ascii="Times New Roman" w:eastAsia="Times New Roman" w:hAnsi="Times New Roman" w:cs="Times New Roman"/>
-          <w:sz w:val="24"/>
-          <w:szCs w:val="24"/>
-        </w:rPr>
-        <w:t>đây</w:t>
-      </w:r>
-      <w:proofErr w:type="spellEnd"/>
-      <w:r>
-        <w:rPr>
-          <w:rFonts w:ascii="Times New Roman" w:eastAsia="Times New Roman" w:hAnsi="Times New Roman" w:cs="Times New Roman"/>
-          <w:sz w:val="24"/>
-          <w:szCs w:val="24"/>
-        </w:rPr>
-        <w:t xml:space="preserve"> </w:t>
-      </w:r>
-      <w:proofErr w:type="spellStart"/>
-      <w:r>
-        <w:rPr>
-          <w:rFonts w:ascii="Times New Roman" w:eastAsia="Times New Roman" w:hAnsi="Times New Roman" w:cs="Times New Roman"/>
-          <w:sz w:val="24"/>
-          <w:szCs w:val="24"/>
-        </w:rPr>
-        <w:t>là</w:t>
-      </w:r>
-      <w:proofErr w:type="spellEnd"/>
-      <w:r>
-        <w:rPr>
-          <w:rFonts w:ascii="Times New Roman" w:eastAsia="Times New Roman" w:hAnsi="Times New Roman" w:cs="Times New Roman"/>
-          <w:sz w:val="24"/>
-          <w:szCs w:val="24"/>
-        </w:rPr>
-        <w:t xml:space="preserve"> </w:t>
-      </w:r>
-      <w:proofErr w:type="spellStart"/>
-      <w:r>
-        <w:rPr>
-          <w:rFonts w:ascii="Times New Roman" w:eastAsia="Times New Roman" w:hAnsi="Times New Roman" w:cs="Times New Roman"/>
-          <w:sz w:val="24"/>
-          <w:szCs w:val="24"/>
-        </w:rPr>
-        <w:t>nội</w:t>
-      </w:r>
-      <w:proofErr w:type="spellEnd"/>
-      <w:r>
-        <w:rPr>
-          <w:rFonts w:ascii="Times New Roman" w:eastAsia="Times New Roman" w:hAnsi="Times New Roman" w:cs="Times New Roman"/>
-          <w:sz w:val="24"/>
-          <w:szCs w:val="24"/>
-        </w:rPr>
-        <w:t xml:space="preserve"> dung </w:t>
-      </w:r>
-      <w:proofErr w:type="spellStart"/>
-      <w:r>
-        <w:rPr>
-          <w:rFonts w:ascii="Times New Roman" w:eastAsia="Times New Roman" w:hAnsi="Times New Roman" w:cs="Times New Roman"/>
-          <w:sz w:val="24"/>
-          <w:szCs w:val="24"/>
-        </w:rPr>
-        <w:t>giải</w:t>
-      </w:r>
-      <w:proofErr w:type="spellEnd"/>
-      <w:r>
-        <w:rPr>
-          <w:rFonts w:ascii="Times New Roman" w:eastAsia="Times New Roman" w:hAnsi="Times New Roman" w:cs="Times New Roman"/>
-          <w:sz w:val="24"/>
-          <w:szCs w:val="24"/>
-        </w:rPr>
-        <w:t xml:space="preserve"> chi </w:t>
-      </w:r>
-      <w:proofErr w:type="spellStart"/>
-      <w:r>
-        <w:rPr>
-          <w:rFonts w:ascii="Times New Roman" w:eastAsia="Times New Roman" w:hAnsi="Times New Roman" w:cs="Times New Roman"/>
-          <w:sz w:val="24"/>
-          <w:szCs w:val="24"/>
-        </w:rPr>
-        <w:t>tiết</w:t>
-      </w:r>
-      <w:proofErr w:type="spellEnd"/>
-      <w:r>
-        <w:rPr>
-          <w:rFonts w:ascii="Times New Roman" w:eastAsia="Times New Roman" w:hAnsi="Times New Roman" w:cs="Times New Roman"/>
-          <w:sz w:val="24"/>
-          <w:szCs w:val="24"/>
-        </w:rPr>
-        <w:t xml:space="preserve"> </w:t>
-      </w:r>
-      <w:proofErr w:type="spellStart"/>
-      <w:r>
-        <w:rPr>
-          <w:rFonts w:ascii="Times New Roman" w:eastAsia="Times New Roman" w:hAnsi="Times New Roman" w:cs="Times New Roman"/>
-          <w:sz w:val="24"/>
-          <w:szCs w:val="24"/>
-        </w:rPr>
-        <w:t>cho</w:t>
-      </w:r>
-      <w:proofErr w:type="spellEnd"/>
-      <w:r>
-        <w:rPr>
-          <w:rFonts w:ascii="Times New Roman" w:eastAsia="Times New Roman" w:hAnsi="Times New Roman" w:cs="Times New Roman"/>
-          <w:sz w:val="24"/>
-          <w:szCs w:val="24"/>
-        </w:rPr>
-        <w:t xml:space="preserve"> 3 </w:t>
-      </w:r>
-      <w:proofErr w:type="spellStart"/>
-      <w:r>
-        <w:rPr>
-          <w:rFonts w:ascii="Times New Roman" w:eastAsia="Times New Roman" w:hAnsi="Times New Roman" w:cs="Times New Roman"/>
-          <w:sz w:val="24"/>
-          <w:szCs w:val="24"/>
-        </w:rPr>
-        <w:t>nhiệm</w:t>
-      </w:r>
-      <w:proofErr w:type="spellEnd"/>
-      <w:r>
-        <w:rPr>
-          <w:rFonts w:ascii="Times New Roman" w:eastAsia="Times New Roman" w:hAnsi="Times New Roman" w:cs="Times New Roman"/>
-          <w:sz w:val="24"/>
-          <w:szCs w:val="24"/>
-        </w:rPr>
-        <w:t xml:space="preserve"> </w:t>
-      </w:r>
-      <w:proofErr w:type="spellStart"/>
-      <w:r>
-        <w:rPr>
-          <w:rFonts w:ascii="Times New Roman" w:eastAsia="Times New Roman" w:hAnsi="Times New Roman" w:cs="Times New Roman"/>
-          <w:sz w:val="24"/>
-          <w:szCs w:val="24"/>
-        </w:rPr>
-        <w:t>vụ</w:t>
-      </w:r>
-      <w:proofErr w:type="spellEnd"/>
-      <w:r>
-        <w:rPr>
-          <w:rFonts w:ascii="Times New Roman" w:eastAsia="Times New Roman" w:hAnsi="Times New Roman" w:cs="Times New Roman"/>
-          <w:sz w:val="24"/>
-          <w:szCs w:val="24"/>
-        </w:rPr>
-        <w:t xml:space="preserve"> </w:t>
-      </w:r>
-      <w:proofErr w:type="spellStart"/>
-      <w:r>
-        <w:rPr>
-          <w:rFonts w:ascii="Times New Roman" w:eastAsia="Times New Roman" w:hAnsi="Times New Roman" w:cs="Times New Roman"/>
-          <w:sz w:val="24"/>
-          <w:szCs w:val="24"/>
-        </w:rPr>
-        <w:t>theo</w:t>
-      </w:r>
-      <w:proofErr w:type="spellEnd"/>
-      <w:r>
-        <w:rPr>
-          <w:rFonts w:ascii="Times New Roman" w:eastAsia="Times New Roman" w:hAnsi="Times New Roman" w:cs="Times New Roman"/>
-          <w:sz w:val="24"/>
-          <w:szCs w:val="24"/>
-        </w:rPr>
-        <w:t xml:space="preserve"> </w:t>
-      </w:r>
-      <w:proofErr w:type="spellStart"/>
-      <w:r>
-        <w:rPr>
-          <w:rFonts w:ascii="Times New Roman" w:eastAsia="Times New Roman" w:hAnsi="Times New Roman" w:cs="Times New Roman"/>
-          <w:sz w:val="24"/>
-          <w:szCs w:val="24"/>
-        </w:rPr>
-        <w:t>đúng</w:t>
-      </w:r>
-      <w:proofErr w:type="spellEnd"/>
-      <w:r>
-        <w:rPr>
-          <w:rFonts w:ascii="Times New Roman" w:eastAsia="Times New Roman" w:hAnsi="Times New Roman" w:cs="Times New Roman"/>
-          <w:sz w:val="24"/>
-          <w:szCs w:val="24"/>
-        </w:rPr>
-        <w:t xml:space="preserve"> format </w:t>
-      </w:r>
-      <w:proofErr w:type="spellStart"/>
-      <w:r>
-        <w:rPr>
-          <w:rFonts w:ascii="Times New Roman" w:eastAsia="Times New Roman" w:hAnsi="Times New Roman" w:cs="Times New Roman"/>
-          <w:sz w:val="24"/>
-          <w:szCs w:val="24"/>
-        </w:rPr>
-        <w:t>yêu</w:t>
-      </w:r>
-      <w:proofErr w:type="spellEnd"/>
-      <w:r>
-        <w:rPr>
-          <w:rFonts w:ascii="Times New Roman" w:eastAsia="Times New Roman" w:hAnsi="Times New Roman" w:cs="Times New Roman"/>
-          <w:sz w:val="24"/>
-          <w:szCs w:val="24"/>
-        </w:rPr>
-        <w:t xml:space="preserve"> </w:t>
-      </w:r>
-      <w:proofErr w:type="spellStart"/>
-      <w:r>
-        <w:rPr>
-          <w:rFonts w:ascii="Times New Roman" w:eastAsia="Times New Roman" w:hAnsi="Times New Roman" w:cs="Times New Roman"/>
-          <w:sz w:val="24"/>
-          <w:szCs w:val="24"/>
-        </w:rPr>
-        <w:t>cầu</w:t>
-      </w:r>
-      <w:proofErr w:type="spellEnd"/>
-      <w:r>
-        <w:rPr>
-          <w:rFonts w:ascii="Times New Roman" w:eastAsia="Times New Roman" w:hAnsi="Times New Roman" w:cs="Times New Roman"/>
-          <w:sz w:val="24"/>
-          <w:szCs w:val="24"/>
-        </w:rPr>
-        <w:t xml:space="preserve"> </w:t>
-      </w:r>
-      <w:proofErr w:type="spellStart"/>
-      <w:r>
-        <w:rPr>
-          <w:rFonts w:ascii="Times New Roman" w:eastAsia="Times New Roman" w:hAnsi="Times New Roman" w:cs="Times New Roman"/>
-          <w:sz w:val="24"/>
-          <w:szCs w:val="24"/>
-        </w:rPr>
-        <w:t>của</w:t>
-      </w:r>
-      <w:proofErr w:type="spellEnd"/>
-      <w:r>
-        <w:rPr>
-          <w:rFonts w:ascii="Times New Roman" w:eastAsia="Times New Roman" w:hAnsi="Times New Roman" w:cs="Times New Roman"/>
-          <w:sz w:val="24"/>
-          <w:szCs w:val="24"/>
-        </w:rPr>
-        <w:t xml:space="preserve"> </w:t>
-      </w:r>
-      <w:proofErr w:type="spellStart"/>
-      <w:r>
-        <w:rPr>
-          <w:rFonts w:ascii="Times New Roman" w:eastAsia="Times New Roman" w:hAnsi="Times New Roman" w:cs="Times New Roman"/>
-          <w:sz w:val="24"/>
-          <w:szCs w:val="24"/>
-        </w:rPr>
-        <w:t>bài</w:t>
-      </w:r>
-      <w:proofErr w:type="spellEnd"/>
-      <w:r>
-        <w:rPr>
-          <w:rFonts w:ascii="Times New Roman" w:eastAsia="Times New Roman" w:hAnsi="Times New Roman" w:cs="Times New Roman"/>
-          <w:sz w:val="24"/>
-          <w:szCs w:val="24"/>
-        </w:rPr>
-        <w:t xml:space="preserve"> </w:t>
-      </w:r>
-      <w:proofErr w:type="spellStart"/>
-      <w:r>
-        <w:rPr>
-          <w:rFonts w:ascii="Times New Roman" w:eastAsia="Times New Roman" w:hAnsi="Times New Roman" w:cs="Times New Roman"/>
-          <w:sz w:val="24"/>
-          <w:szCs w:val="24"/>
-        </w:rPr>
-        <w:t>tập</w:t>
-      </w:r>
-      <w:proofErr w:type="spellEnd"/>
-      <w:r>
-        <w:rPr>
-          <w:rFonts w:ascii="Times New Roman" w:eastAsia="Times New Roman" w:hAnsi="Times New Roman" w:cs="Times New Roman"/>
-          <w:sz w:val="24"/>
-          <w:szCs w:val="24"/>
-        </w:rPr>
-        <w:t xml:space="preserve"> </w:t>
-      </w:r>
-      <w:proofErr w:type="spellStart"/>
-      <w:r>
-        <w:rPr>
-          <w:rFonts w:ascii="Times New Roman" w:eastAsia="Times New Roman" w:hAnsi="Times New Roman" w:cs="Times New Roman"/>
-          <w:sz w:val="24"/>
-          <w:szCs w:val="24"/>
-        </w:rPr>
-        <w:t>để</w:t>
-      </w:r>
-      <w:proofErr w:type="spellEnd"/>
-      <w:r>
-        <w:rPr>
-          <w:rFonts w:ascii="Times New Roman" w:eastAsia="Times New Roman" w:hAnsi="Times New Roman" w:cs="Times New Roman"/>
-          <w:sz w:val="24"/>
-          <w:szCs w:val="24"/>
-        </w:rPr>
-        <w:t xml:space="preserve"> </w:t>
-      </w:r>
-      <w:proofErr w:type="spellStart"/>
-      <w:r>
-        <w:rPr>
-          <w:rFonts w:ascii="Times New Roman" w:eastAsia="Times New Roman" w:hAnsi="Times New Roman" w:cs="Times New Roman"/>
-          <w:sz w:val="24"/>
-          <w:szCs w:val="24"/>
-        </w:rPr>
-        <w:t>đại</w:t>
-      </w:r>
-      <w:proofErr w:type="spellEnd"/>
-      <w:r>
-        <w:rPr>
-          <w:rFonts w:ascii="Times New Roman" w:eastAsia="Times New Roman" w:hAnsi="Times New Roman" w:cs="Times New Roman"/>
-          <w:sz w:val="24"/>
-          <w:szCs w:val="24"/>
-        </w:rPr>
-        <w:t xml:space="preserve"> </w:t>
-      </w:r>
-      <w:proofErr w:type="spellStart"/>
-      <w:r>
-        <w:rPr>
-          <w:rFonts w:ascii="Times New Roman" w:eastAsia="Times New Roman" w:hAnsi="Times New Roman" w:cs="Times New Roman"/>
-          <w:sz w:val="24"/>
-          <w:szCs w:val="24"/>
-        </w:rPr>
-        <w:t>ka</w:t>
-      </w:r>
-      <w:proofErr w:type="spellEnd"/>
-      <w:r>
-        <w:rPr>
-          <w:rFonts w:ascii="Times New Roman" w:eastAsia="Times New Roman" w:hAnsi="Times New Roman" w:cs="Times New Roman"/>
-          <w:sz w:val="24"/>
-          <w:szCs w:val="24"/>
-        </w:rPr>
-        <w:t xml:space="preserve"> copy </w:t>
-      </w:r>
-      <w:proofErr w:type="spellStart"/>
-      <w:r>
-        <w:rPr>
-          <w:rFonts w:ascii="Times New Roman" w:eastAsia="Times New Roman" w:hAnsi="Times New Roman" w:cs="Times New Roman"/>
-          <w:sz w:val="24"/>
-          <w:szCs w:val="24"/>
-        </w:rPr>
-        <w:t>vào</w:t>
-      </w:r>
-      <w:proofErr w:type="spellEnd"/>
-      <w:r>
-        <w:rPr>
-          <w:rFonts w:ascii="Times New Roman" w:eastAsia="Times New Roman" w:hAnsi="Times New Roman" w:cs="Times New Roman"/>
-          <w:sz w:val="24"/>
-          <w:szCs w:val="24"/>
-        </w:rPr>
-        <w:t xml:space="preserve"> file Word:</w:t>
-      </w:r>
-    </w:p>
-    <w:p>
-      <w:pPr>
-        <w:spacing w:before="100" w:beforeAutospacing="1" w:after="100" w:afterAutospacing="1" w:line="240" w:lineRule="auto"/>
         <w:outlineLvl w:val="2"/>
         <w:rPr>
           <w:rFonts w:ascii="Times New Roman" w:eastAsia="Times New Roman" w:hAnsi="Times New Roman" w:cs="Times New Roman"/>
@@ -384,6 +14,8 @@
           <w:szCs w:val="27"/>
         </w:rPr>
       </w:pPr>
+      <w:bookmarkStart w:id="0" w:name="_GoBack"/>
+      <w:bookmarkEnd w:id="0"/>
       <w:proofErr w:type="spellStart"/>
       <w:r>
         <w:rPr>
@@ -4114,7 +3746,6 @@
           <w:sz w:val="24"/>
           <w:szCs w:val="24"/>
         </w:rPr>
-        <w:lastRenderedPageBreak/>
         <w:t>Đề</w:t>
       </w:r>
       <w:proofErr w:type="spellEnd"/>
@@ -5447,6 +5078,7 @@
           <w:sz w:val="24"/>
           <w:szCs w:val="24"/>
         </w:rPr>
+        <w:lastRenderedPageBreak/>
         <w:t>tiếp</w:t>
       </w:r>
       <w:proofErr w:type="spellEnd"/>
@@ -6035,10 +5667,7 @@
         <w:t>.</w:t>
       </w:r>
     </w:p>
-    <w:p>
-      <w:bookmarkStart w:id="0" w:name="_GoBack"/>
-      <w:bookmarkEnd w:id="0"/>
-    </w:p>
+    <w:p/>
     <w:sectPr>
       <w:pgSz w:w="12240" w:h="15840"/>
       <w:pgMar w:top="1440" w:right="1440" w:bottom="1440" w:left="1440" w:header="720" w:footer="720" w:gutter="0"/>
